--- a/空地两栖越野飞行汽车设计说明书.docx
+++ b/空地两栖越野飞行汽车设计说明书.docx
@@ -174,6 +174,62 @@
     </w:p>
     <w:p>
       <w:pPr>
+        <w:spacing w:before="120" w:after="60"/>
+        <w:ind w:firstLine="0"/>
+        <w:jc w:val="center"/>
+      </w:pPr>
+      <w:r>
+        <w:drawing>
+          <wp:inline xmlns:a="http://schemas.openxmlformats.org/drawingml/2006/main" xmlns:pic="http://schemas.openxmlformats.org/drawingml/2006/picture">
+            <wp:extent cx="5040000" cy="3005154"/>
+            <wp:docPr id="1" name="Picture 1"/>
+            <wp:cNvGraphicFramePr>
+              <a:graphicFrameLocks noChangeAspect="1"/>
+            </wp:cNvGraphicFramePr>
+            <a:graphic>
+              <a:graphicData uri="http://schemas.openxmlformats.org/drawingml/2006/picture">
+                <pic:pic>
+                  <pic:nvPicPr>
+                    <pic:cNvPr id="0" name="arch.png"/>
+                    <pic:cNvPicPr/>
+                  </pic:nvPicPr>
+                  <pic:blipFill>
+                    <a:blip r:embed="rId9"/>
+                    <a:stretch>
+                      <a:fillRect/>
+                    </a:stretch>
+                  </pic:blipFill>
+                  <pic:spPr>
+                    <a:xfrm>
+                      <a:off x="0" y="0"/>
+                      <a:ext cx="5040000" cy="3005154"/>
+                    </a:xfrm>
+                    <a:prstGeom prst="rect"/>
+                  </pic:spPr>
+                </pic:pic>
+              </a:graphicData>
+            </a:graphic>
+          </wp:inline>
+        </w:drawing>
+      </w:r>
+    </w:p>
+    <w:p>
+      <w:pPr>
+        <w:spacing w:after="240"/>
+        <w:ind w:firstLine="0"/>
+        <w:jc w:val="center"/>
+      </w:pPr>
+      <w:r>
+        <w:rPr>
+          <w:rFonts w:ascii="楷体" w:hAnsi="楷体" w:eastAsia="楷体"/>
+          <w:b w:val="0"/>
+          <w:sz w:val="21"/>
+        </w:rPr>
+        <w:t>图2-1  SR6P3三核异构系统架构</w:t>
+      </w:r>
+    </w:p>
+    <w:p>
+      <w:pPr>
         <w:spacing w:before="240" w:after="120"/>
         <w:ind w:firstLine="0"/>
       </w:pPr>
@@ -296,6 +352,62 @@
           <w:sz w:val="24"/>
         </w:rPr>
         <w:t>内环（角速度环）的调参最为关键，它决定飞机的实时响应特性；外环（角度环）决定飞机的目标角度跟随精度。调参路线建议为：先在调试架上单轴调试，平衡后利用结构对称性微调另一轴参数，再进行三轴联调，平衡后即可落地起飞进行细调。若落地后飞机出现大幅度晃动，大概率是内环与外环的比例增益偏大。若需实现位置移动，可在外层再叠加位置环，通过不断更新目标角度来达到预期的移动效果。</w:t>
+      </w:r>
+    </w:p>
+    <w:p>
+      <w:pPr>
+        <w:spacing w:before="120" w:after="60"/>
+        <w:ind w:firstLine="0"/>
+        <w:jc w:val="center"/>
+      </w:pPr>
+      <w:r>
+        <w:drawing>
+          <wp:inline xmlns:a="http://schemas.openxmlformats.org/drawingml/2006/main" xmlns:pic="http://schemas.openxmlformats.org/drawingml/2006/picture">
+            <wp:extent cx="5400000" cy="2426159"/>
+            <wp:docPr id="2" name="Picture 2"/>
+            <wp:cNvGraphicFramePr>
+              <a:graphicFrameLocks noChangeAspect="1"/>
+            </wp:cNvGraphicFramePr>
+            <a:graphic>
+              <a:graphicData uri="http://schemas.openxmlformats.org/drawingml/2006/picture">
+                <pic:pic>
+                  <pic:nvPicPr>
+                    <pic:cNvPr id="0" name="pid.png"/>
+                    <pic:cNvPicPr/>
+                  </pic:nvPicPr>
+                  <pic:blipFill>
+                    <a:blip r:embed="rId10"/>
+                    <a:stretch>
+                      <a:fillRect/>
+                    </a:stretch>
+                  </pic:blipFill>
+                  <pic:spPr>
+                    <a:xfrm>
+                      <a:off x="0" y="0"/>
+                      <a:ext cx="5400000" cy="2426159"/>
+                    </a:xfrm>
+                    <a:prstGeom prst="rect"/>
+                  </pic:spPr>
+                </pic:pic>
+              </a:graphicData>
+            </a:graphic>
+          </wp:inline>
+        </w:drawing>
+      </w:r>
+    </w:p>
+    <w:p>
+      <w:pPr>
+        <w:spacing w:after="240"/>
+        <w:ind w:firstLine="0"/>
+        <w:jc w:val="center"/>
+      </w:pPr>
+      <w:r>
+        <w:rPr>
+          <w:rFonts w:ascii="楷体" w:hAnsi="楷体" w:eastAsia="楷体"/>
+          <w:b w:val="0"/>
+          <w:sz w:val="21"/>
+        </w:rPr>
+        <w:t>图3-1  飞行姿态串级PID控制框图</w:t>
       </w:r>
     </w:p>
     <w:p>
@@ -818,6 +930,62 @@
     </w:p>
     <w:p>
       <w:pPr>
+        <w:spacing w:before="120" w:after="60"/>
+        <w:ind w:firstLine="0"/>
+        <w:jc w:val="center"/>
+      </w:pPr>
+      <w:r>
+        <w:drawing>
+          <wp:inline xmlns:a="http://schemas.openxmlformats.org/drawingml/2006/main" xmlns:pic="http://schemas.openxmlformats.org/drawingml/2006/picture">
+            <wp:extent cx="4680000" cy="2838516"/>
+            <wp:docPr id="3" name="Picture 3"/>
+            <wp:cNvGraphicFramePr>
+              <a:graphicFrameLocks noChangeAspect="1"/>
+            </wp:cNvGraphicFramePr>
+            <a:graphic>
+              <a:graphicData uri="http://schemas.openxmlformats.org/drawingml/2006/picture">
+                <pic:pic>
+                  <pic:nvPicPr>
+                    <pic:cNvPr id="0" name="mode.png"/>
+                    <pic:cNvPicPr/>
+                  </pic:nvPicPr>
+                  <pic:blipFill>
+                    <a:blip r:embed="rId11"/>
+                    <a:stretch>
+                      <a:fillRect/>
+                    </a:stretch>
+                  </pic:blipFill>
+                  <pic:spPr>
+                    <a:xfrm>
+                      <a:off x="0" y="0"/>
+                      <a:ext cx="4680000" cy="2838516"/>
+                    </a:xfrm>
+                    <a:prstGeom prst="rect"/>
+                  </pic:spPr>
+                </pic:pic>
+              </a:graphicData>
+            </a:graphic>
+          </wp:inline>
+        </w:drawing>
+      </w:r>
+    </w:p>
+    <w:p>
+      <w:pPr>
+        <w:spacing w:after="240"/>
+        <w:ind w:firstLine="0"/>
+        <w:jc w:val="center"/>
+      </w:pPr>
+      <w:r>
+        <w:rPr>
+          <w:rFonts w:ascii="楷体" w:hAnsi="楷体" w:eastAsia="楷体"/>
+          <w:b w:val="0"/>
+          <w:sz w:val="21"/>
+        </w:rPr>
+        <w:t>图9-1  空地模式切换与安全保护逻辑</w:t>
+      </w:r>
+    </w:p>
+    <w:p>
+      <w:pPr>
         <w:spacing w:before="360" w:after="240"/>
         <w:ind w:firstLine="0"/>
       </w:pPr>

--- a/空地两栖越野飞行汽车设计说明书.docx
+++ b/空地两栖越野飞行汽车设计说明书.docx
@@ -71,7 +71,7 @@
           <w:b w:val="0"/>
           <w:sz w:val="24"/>
         </w:rPr>
-        <w:t>本作品为基于SR6P3主控芯片的空地两栖越野飞行汽车，实现遥控手动与GPS自主巡航双工作模式，支持地面行驶与空中飞行状态的自由切换，适配多路况野外作业场景。手动模式下可在车辆行驶与无人机飞行之间自由切换；自动模式下支持GPS航点打点与自主路径巡航。硬件采用三核异构架构，零核负责主控调度与控制运算，一核负责遥控数据解析，二核负责GPS定位解算，核间采用轮询方式进行通信，飞控算法为团队自主研发。</w:t>
+        <w:t>本作品为基于SR6P3C4主控芯片的空地两栖越野飞行汽车，实现遥控手动与GPS自主巡航双工作模式，支持地面行驶与空中飞行状态的自由切换，适配多路况野外作业场景。手动模式下可在车辆行驶与无人机飞行之间自由切换；自动模式下支持GPS航点打点与自主路径巡航。硬件采用三核异构架构，零核负责主控调度与控制运算，一核负责遥控数据解析，二核负责GPS定位解算，核间采用轮询方式进行通信，飞控算法为团队自主研发。</w:t>
       </w:r>
     </w:p>
     <w:p>
@@ -169,7 +169,7 @@
           <w:b w:val="0"/>
           <w:sz w:val="24"/>
         </w:rPr>
-        <w:t>系统基于SR6P3主控芯片构建三核异构处理架构，三个核心各司其职、协同工作。Core0作为主控核心，负责飞控姿态解算、串级PID运算、模式调度以及整机控制逻辑的执行，是系统的运算核心与调度中枢。Core1专注于遥控接收数据的解析处理，通过串口中断配合FIFO缓存接收无线接收机数据，采用状态机识别帧头并校验数据完整性，完成六路遥控通道的解析与掉线检测。Core2负责GPS定位数据的解算与处理，实时读取GPS输出的经纬度与定位状态，进行坐标转换与导航计算。</w:t>
+        <w:t>系统基于SR6P3C4主控芯片构建三核异构处理架构，三个核心各司其职、协同工作。Core0作为主控核心，负责飞控姿态解算、串级PID运算、模式调度以及整机控制逻辑的执行，是系统的运算核心与调度中枢。Core1专注于遥控接收数据的解析处理，通过串口中断配合FIFO缓存接收无线接收机数据，采用状态机识别帧头并校验数据完整性，完成六路遥控通道的解析与掉线检测。Core2负责GPS定位数据的解算与处理，实时读取GPS输出的经纬度与定位状态，进行坐标转换与导航计算。</w:t>
       </w:r>
     </w:p>
     <w:p>
@@ -225,7 +225,7 @@
           <w:b w:val="0"/>
           <w:sz w:val="21"/>
         </w:rPr>
-        <w:t>图2-1  SR6P3三核异构系统架构</w:t>
+        <w:t>图2-1  SR6P3C4三核异构系统架构</w:t>
       </w:r>
     </w:p>
     <w:p>
